--- a/Iusup_Abduliaparov_CV_CSharp_Simulation_Engineer.docx
+++ b/Iusup_Abduliaparov_CV_CSharp_Simulation_Engineer.docx
@@ -283,7 +283,7 @@
           <w:color w:val="4B4B4B"/>
           <w:sz w:val="18"/>
         </w:rPr>
-        <w:t>In-development commercial angiography training system for medical students and clinicians, built for a large international medical company. I work in a two-engineer team with equal responsibility across the whole simulator. Client name is withheld; technical details are shared with permission.</w:t>
+        <w:t>In-development commercial angiography training system for medical students and clinicians, built for a large international medical company. I work in a two-engineer team with equal responsibility across the whole simulator.</w:t>
       </w:r>
     </w:p>
     <w:p>
